--- a/docs/README_EN.docx
+++ b/docs/README_EN.docx
@@ -28,7 +28,7 @@
         </w:p>
       </w:sdtContent>
     </w:sdt>
-    <w:bookmarkStart w:id="13" w:name="report-2-data-tasks-documentation-index"/>
+    <w:bookmarkStart w:id="14" w:name="report-2-data-tasks-documentation-index"/>
     <w:p>
       <w:pPr>
         <w:pStyle w:val="Heading1"/>
@@ -950,13 +950,307 @@
       </w:tr>
     </w:tbl>
     <w:bookmarkEnd w:id="11"/>
-    <w:bookmarkStart w:id="12" w:name="reproduce-everything"/>
+    <w:bookmarkStart w:id="12" w:name="train-test-data"/>
     <w:p>
       <w:pPr>
         <w:pStyle w:val="Heading2"/>
       </w:pPr>
       <w:r>
-        <w:t xml:space="preserve">Reproduce everything</w:t>
+        <w:t xml:space="preserve">Train / test data</w:t>
+      </w:r>
+    </w:p>
+    <w:p>
+      <w:pPr>
+        <w:pStyle w:val="FirstParagraph"/>
+      </w:pPr>
+      <w:r>
+        <w:t xml:space="preserve">The split is defined</w:t>
+      </w:r>
+      <w:r>
+        <w:t xml:space="preserve"> </w:t>
+      </w:r>
+      <w:r>
+        <w:rPr>
+          <w:b/>
+          <w:bCs/>
+        </w:rPr>
+        <w:t xml:space="preserve">once</w:t>
+      </w:r>
+      <w:r>
+        <w:t xml:space="preserve"> </w:t>
+      </w:r>
+      <w:r>
+        <w:t xml:space="preserve">at the student level — a fixed</w:t>
+      </w:r>
+      <w:r>
+        <w:t xml:space="preserve"> </w:t>
+      </w:r>
+      <w:r>
+        <w:rPr>
+          <w:b/>
+          <w:bCs/>
+        </w:rPr>
+        <w:t xml:space="preserve">20% test set</w:t>
+      </w:r>
+      <w:r>
+        <w:t xml:space="preserve"> </w:t>
+      </w:r>
+      <w:r>
+        <w:t xml:space="preserve">keyed on</w:t>
+      </w:r>
+      <w:r>
+        <w:t xml:space="preserve"> </w:t>
+      </w:r>
+      <w:r>
+        <w:rPr>
+          <w:rStyle w:val="VerbatimChar"/>
+        </w:rPr>
+        <w:t xml:space="preserve">id_student</w:t>
+      </w:r>
+      <w:r>
+        <w:t xml:space="preserve"> </w:t>
+      </w:r>
+      <w:r>
+        <w:t xml:space="preserve">(stratified by</w:t>
+      </w:r>
+      <w:r>
+        <w:t xml:space="preserve"> </w:t>
+      </w:r>
+      <w:r>
+        <w:rPr>
+          <w:rStyle w:val="VerbatimChar"/>
+        </w:rPr>
+        <w:t xml:space="preserve">at_risk</w:t>
+      </w:r>
+      <w:r>
+        <w:t xml:space="preserve">, seed 42) — and reused identically across</w:t>
+      </w:r>
+      <w:r>
+        <w:t xml:space="preserve"> </w:t>
+      </w:r>
+      <w:r>
+        <w:rPr>
+          <w:rStyle w:val="VerbatimChar"/>
+        </w:rPr>
+        <w:t xml:space="preserve">master_raw</w:t>
+      </w:r>
+      <w:r>
+        <w:t xml:space="preserve"> </w:t>
+      </w:r>
+      <w:r>
+        <w:t xml:space="preserve">and all six checkpoints, so the six performance points are comparable (Tasks 7, 8, 15).</w:t>
+      </w:r>
+    </w:p>
+    <w:tbl>
+      <w:tblPr>
+        <w:tblStyle w:val="Table"/>
+        <w:tblW w:type="pct" w:w="5000"/>
+        <w:tblLayout w:type="fixed"/>
+        <w:tblLook w:firstRow="1" w:lastRow="0" w:firstColumn="0" w:lastColumn="0" w:noHBand="0" w:noVBand="0" w:val="0020"/>
+      </w:tblPr>
+      <w:tblGrid>
+        <w:gridCol w:w="2640"/>
+        <w:gridCol w:w="2640"/>
+        <w:gridCol w:w="2640"/>
+      </w:tblGrid>
+      <w:tr>
+        <w:trPr>
+          <w:tblHeader w:val="on"/>
+        </w:trPr>
+        <w:tc>
+          <w:tcPr/>
+          <w:p>
+            <w:pPr>
+              <w:pStyle w:val="Compact"/>
+            </w:pPr>
+            <w:r>
+              <w:t xml:space="preserve">Artifact</w:t>
+            </w:r>
+          </w:p>
+        </w:tc>
+        <w:tc>
+          <w:tcPr/>
+          <w:p>
+            <w:pPr>
+              <w:pStyle w:val="Compact"/>
+            </w:pPr>
+            <w:r>
+              <w:t xml:space="preserve">Location</w:t>
+            </w:r>
+          </w:p>
+        </w:tc>
+        <w:tc>
+          <w:tcPr/>
+          <w:p>
+            <w:pPr>
+              <w:pStyle w:val="Compact"/>
+            </w:pPr>
+            <w:r>
+              <w:t xml:space="preserve">Tracked?</w:t>
+            </w:r>
+          </w:p>
+        </w:tc>
+      </w:tr>
+      <w:tr>
+        <w:tc>
+          <w:tcPr/>
+          <w:p>
+            <w:pPr>
+              <w:pStyle w:val="Compact"/>
+            </w:pPr>
+            <w:r>
+              <w:t xml:space="preserve">Canonical split definition (test</w:t>
+            </w:r>
+            <w:r>
+              <w:t xml:space="preserve"> </w:t>
+            </w:r>
+            <w:r>
+              <w:rPr>
+                <w:rStyle w:val="VerbatimChar"/>
+              </w:rPr>
+              <w:t xml:space="preserve">id_student</w:t>
+            </w:r>
+            <w:r>
+              <w:t xml:space="preserve"> </w:t>
+            </w:r>
+            <w:r>
+              <w:t xml:space="preserve">list, 5,756 students)</w:t>
+            </w:r>
+          </w:p>
+        </w:tc>
+        <w:tc>
+          <w:tcPr/>
+          <w:p>
+            <w:pPr>
+              <w:pStyle w:val="Compact"/>
+            </w:pPr>
+            <w:r>
+              <w:rPr>
+                <w:rStyle w:val="VerbatimChar"/>
+              </w:rPr>
+              <w:t xml:space="preserve">data/splits/test_student_ids.csv</w:t>
+            </w:r>
+          </w:p>
+        </w:tc>
+        <w:tc>
+          <w:tcPr/>
+          <w:p>
+            <w:pPr>
+              <w:pStyle w:val="Compact"/>
+            </w:pPr>
+            <w:r>
+              <w:t xml:space="preserve">✅ committed</w:t>
+            </w:r>
+          </w:p>
+        </w:tc>
+      </w:tr>
+      <w:tr>
+        <w:tc>
+          <w:tcPr/>
+          <w:p>
+            <w:pPr>
+              <w:pStyle w:val="Compact"/>
+            </w:pPr>
+            <w:r>
+              <w:t xml:space="preserve">Split verification report (sizes, class balance, 0 overlap)</w:t>
+            </w:r>
+          </w:p>
+        </w:tc>
+        <w:tc>
+          <w:tcPr/>
+          <w:p>
+            <w:pPr>
+              <w:pStyle w:val="Compact"/>
+            </w:pPr>
+            <w:r>
+              <w:rPr>
+                <w:rStyle w:val="VerbatimChar"/>
+              </w:rPr>
+              <w:t xml:space="preserve">reports/tables/split_report.csv</w:t>
+            </w:r>
+          </w:p>
+        </w:tc>
+        <w:tc>
+          <w:tcPr/>
+          <w:p>
+            <w:pPr>
+              <w:pStyle w:val="Compact"/>
+            </w:pPr>
+            <w:r>
+              <w:t xml:space="preserve">✅ committed</w:t>
+            </w:r>
+          </w:p>
+        </w:tc>
+      </w:tr>
+      <w:tr>
+        <w:tc>
+          <w:tcPr/>
+          <w:p>
+            <w:pPr>
+              <w:pStyle w:val="Compact"/>
+            </w:pPr>
+            <w:r>
+              <w:t xml:space="preserve">Materialised train/test data (master + per checkpoint)</w:t>
+            </w:r>
+          </w:p>
+        </w:tc>
+        <w:tc>
+          <w:tcPr/>
+          <w:p>
+            <w:pPr>
+              <w:pStyle w:val="Compact"/>
+            </w:pPr>
+            <w:r>
+              <w:rPr>
+                <w:rStyle w:val="VerbatimChar"/>
+              </w:rPr>
+              <w:t xml:space="preserve">data/splits/*_train.parquet</w:t>
+            </w:r>
+            <w:r>
+              <w:t xml:space="preserve">,</w:t>
+            </w:r>
+            <w:r>
+              <w:t xml:space="preserve"> </w:t>
+            </w:r>
+            <w:r>
+              <w:rPr>
+                <w:rStyle w:val="VerbatimChar"/>
+              </w:rPr>
+              <w:t xml:space="preserve">*_test.parquet</w:t>
+            </w:r>
+          </w:p>
+        </w:tc>
+        <w:tc>
+          <w:tcPr/>
+          <w:p>
+            <w:pPr>
+              <w:pStyle w:val="Compact"/>
+            </w:pPr>
+            <w:r>
+              <w:t xml:space="preserve">git-ignored (regenerable)</w:t>
+            </w:r>
+          </w:p>
+        </w:tc>
+      </w:tr>
+    </w:tbl>
+    <w:p>
+      <w:pPr>
+        <w:pStyle w:val="BodyText"/>
+      </w:pPr>
+      <w:r>
+        <w:t xml:space="preserve">Generate them with</w:t>
+      </w:r>
+      <w:r>
+        <w:t xml:space="preserve"> </w:t>
+      </w:r>
+      <w:r>
+        <w:rPr>
+          <w:rStyle w:val="VerbatimChar"/>
+        </w:rPr>
+        <w:t xml:space="preserve">python -m src.evaluation.make_split --materialise</w:t>
+      </w:r>
+      <w:r>
+        <w:t xml:space="preserve">. In the modelling phase, load a checkpoint’s split directly:</w:t>
       </w:r>
     </w:p>
     <w:p>
@@ -967,6 +1261,60 @@
         <w:rPr>
           <w:rStyle w:val="VerbatimChar"/>
         </w:rPr>
+        <w:t xml:space="preserve">from src.evaluation.make_split import load_checkpoint_split</w:t>
+      </w:r>
+      <w:r>
+        <w:br/>
+      </w:r>
+      <w:r>
+        <w:rPr>
+          <w:rStyle w:val="VerbatimChar"/>
+        </w:rPr>
+        <w:t xml:space="preserve">X_train, X_test = load_checkpoint_split(40)   # train/test for the 40% checkpoint</w:t>
+      </w:r>
+    </w:p>
+    <w:p>
+      <w:pPr>
+        <w:pStyle w:val="FirstParagraph"/>
+      </w:pPr>
+      <w:r>
+        <w:t xml:space="preserve">Verified: train ≈ 26,104 rows · test ≈ 6,489 rows (5,756 students) · at-risk 0.530 / 0.520 ·</w:t>
+      </w:r>
+      <w:r>
+        <w:t xml:space="preserve"> </w:t>
+      </w:r>
+      <w:r>
+        <w:rPr>
+          <w:b/>
+          <w:bCs/>
+        </w:rPr>
+        <w:t xml:space="preserve">0 student overlap</w:t>
+      </w:r>
+      <w:r>
+        <w:t xml:space="preserve"> </w:t>
+      </w:r>
+      <w:r>
+        <w:t xml:space="preserve">— identical across all six checkpoints.</w:t>
+      </w:r>
+    </w:p>
+    <w:bookmarkEnd w:id="12"/>
+    <w:bookmarkStart w:id="13" w:name="reproduce-everything"/>
+    <w:p>
+      <w:pPr>
+        <w:pStyle w:val="Heading2"/>
+      </w:pPr>
+      <w:r>
+        <w:t xml:space="preserve">Reproduce everything</w:t>
+      </w:r>
+    </w:p>
+    <w:p>
+      <w:pPr>
+        <w:pStyle w:val="SourceCode"/>
+      </w:pPr>
+      <w:r>
+        <w:rPr>
+          <w:rStyle w:val="VerbatimChar"/>
+        </w:rPr>
         <w:t xml:space="preserve">python setup_raw_data.py                 # verify the 7 raw CSVs + manifest</w:t>
       </w:r>
       <w:r>
@@ -995,6 +1343,15 @@
           <w:rStyle w:val="VerbatimChar"/>
         </w:rPr>
         <w:t xml:space="preserve">python -m src.data.make_checkpoints      # six checkpoint datasets</w:t>
+      </w:r>
+      <w:r>
+        <w:br/>
+      </w:r>
+      <w:r>
+        <w:rPr>
+          <w:rStyle w:val="VerbatimChar"/>
+        </w:rPr>
+        <w:t xml:space="preserve">python -m src.evaluation.make_split --materialise  # fixed train/test split (+ report)</w:t>
       </w:r>
       <w:r>
         <w:br/>
@@ -1050,8 +1407,8 @@
         <w:t xml:space="preserve">datasets are git-ignored and regenerated by the pipeline.</w:t>
       </w:r>
     </w:p>
-    <w:bookmarkEnd w:id="12"/>
     <w:bookmarkEnd w:id="13"/>
+    <w:bookmarkEnd w:id="14"/>
     <w:sectPr>
       <w:footnotePr>
         <w:numRestart w:val="eachSect"/>

--- a/docs/README_EN.docx
+++ b/docs/README_EN.docx
@@ -651,7 +651,7 @@
         <w:pStyle w:val="BodyText"/>
       </w:pPr>
       <w:r>
-        <w:t xml:space="preserve">The consolidated draft that synthesises all of the above is</w:t>
+        <w:t xml:space="preserve">The consolidated deliverable is the notebook series</w:t>
       </w:r>
       <w:r>
         <w:t xml:space="preserve"> </w:t>
@@ -660,13 +660,25 @@
         <w:rPr>
           <w:rStyle w:val="VerbatimChar"/>
         </w:rPr>
-        <w:t xml:space="preserve">reports/Report2_DataTasks_{EN,VI}</w:t>
-      </w:r>
-      <w:r>
-        <w:t xml:space="preserve"> </w:t>
-      </w:r>
-      <w:r>
-        <w:t xml:space="preserve">(with embedded EDA figures); the executable counterparts are</w:t>
+        <w:t xml:space="preserve">notebooks/00…06</w:t>
+      </w:r>
+      <w:r>
+        <w:t xml:space="preserve"> </w:t>
+      </w:r>
+      <w:r>
+        <w:t xml:space="preserve">together with this docs set (plus the slides in</w:t>
+      </w:r>
+      <w:r>
+        <w:t xml:space="preserve"> </w:t>
+      </w:r>
+      <w:r>
+        <w:rPr>
+          <w:rStyle w:val="VerbatimChar"/>
+        </w:rPr>
+        <w:t xml:space="preserve">reports/slides/</w:t>
+      </w:r>
+      <w:r>
+        <w:t xml:space="preserve">); for this chapter the executable counterparts are</w:t>
       </w:r>
       <w:r>
         <w:t xml:space="preserve"> </w:t>
@@ -910,7 +922,7 @@
               <w:t xml:space="preserve"> </w:t>
             </w:r>
             <w:r>
-              <w:t xml:space="preserve">(16 tests)</w:t>
+              <w:t xml:space="preserve">(automated leakage/split suite)</w:t>
             </w:r>
           </w:p>
         </w:tc>
@@ -1250,7 +1262,37 @@
         <w:t xml:space="preserve">python -m src.evaluation.make_split --materialise</w:t>
       </w:r>
       <w:r>
-        <w:t xml:space="preserve">. In the modelling phase, load a checkpoint’s split directly:</w:t>
+        <w:t xml:space="preserve">. The command is guarded: it reuses the committed</w:t>
+      </w:r>
+      <w:r>
+        <w:t xml:space="preserve"> </w:t>
+      </w:r>
+      <w:r>
+        <w:rPr>
+          <w:rStyle w:val="VerbatimChar"/>
+        </w:rPr>
+        <w:t xml:space="preserve">test_student_ids.csv</w:t>
+      </w:r>
+      <w:r>
+        <w:t xml:space="preserve"> </w:t>
+      </w:r>
+      <w:r>
+        <w:t xml:space="preserve">and never re-derives the split on its own (the</w:t>
+      </w:r>
+      <w:r>
+        <w:t xml:space="preserve"> </w:t>
+      </w:r>
+      <w:r>
+        <w:rPr>
+          <w:rStyle w:val="VerbatimChar"/>
+        </w:rPr>
+        <w:t xml:space="preserve">--rederive</w:t>
+      </w:r>
+      <w:r>
+        <w:t xml:space="preserve"> </w:t>
+      </w:r>
+      <w:r>
+        <w:t xml:space="preserve">flag is reserved for a whole-team decision, since re-deriving changes 4,574/5,756 ids). In the modelling phase, load a checkpoint’s split directly:</w:t>
       </w:r>
     </w:p>
     <w:p>
@@ -1369,7 +1411,7 @@
         <w:rPr>
           <w:rStyle w:val="VerbatimChar"/>
         </w:rPr>
-        <w:t xml:space="preserve">pytest tests/test_leakage.py             # 16 leakage/split tests</w:t>
+        <w:t xml:space="preserve">pytest tests/test_leakage.py             # automated leakage/split tests</w:t>
       </w:r>
     </w:p>
     <w:p>

--- a/docs/README_EN.docx
+++ b/docs/README_EN.docx
@@ -1301,18 +1301,66 @@
       </w:pPr>
       <w:r>
         <w:rPr>
-          <w:rStyle w:val="VerbatimChar"/>
-        </w:rPr>
-        <w:t xml:space="preserve">from src.evaluation.make_split import load_checkpoint_split</w:t>
+          <w:rStyle w:val="ImportTok"/>
+        </w:rPr>
+        <w:t xml:space="preserve">from</w:t>
+      </w:r>
+      <w:r>
+        <w:rPr>
+          <w:rStyle w:val="NormalTok"/>
+        </w:rPr>
+        <w:t xml:space="preserve"> src.evaluation.make_split </w:t>
+      </w:r>
+      <w:r>
+        <w:rPr>
+          <w:rStyle w:val="ImportTok"/>
+        </w:rPr>
+        <w:t xml:space="preserve">import</w:t>
+      </w:r>
+      <w:r>
+        <w:rPr>
+          <w:rStyle w:val="NormalTok"/>
+        </w:rPr>
+        <w:t xml:space="preserve"> load_checkpoint_split</w:t>
       </w:r>
       <w:r>
         <w:br/>
       </w:r>
       <w:r>
         <w:rPr>
-          <w:rStyle w:val="VerbatimChar"/>
-        </w:rPr>
-        <w:t xml:space="preserve">X_train, X_test = load_checkpoint_split(40)   # train/test for the 40% checkpoint</w:t>
+          <w:rStyle w:val="NormalTok"/>
+        </w:rPr>
+        <w:t xml:space="preserve">X_train, X_test </w:t>
+      </w:r>
+      <w:r>
+        <w:rPr>
+          <w:rStyle w:val="OperatorTok"/>
+        </w:rPr>
+        <w:t xml:space="preserve">=</w:t>
+      </w:r>
+      <w:r>
+        <w:rPr>
+          <w:rStyle w:val="NormalTok"/>
+        </w:rPr>
+        <w:t xml:space="preserve"> load_checkpoint_split(</w:t>
+      </w:r>
+      <w:r>
+        <w:rPr>
+          <w:rStyle w:val="DecValTok"/>
+        </w:rPr>
+        <w:t xml:space="preserve">40</w:t>
+      </w:r>
+      <w:r>
+        <w:rPr>
+          <w:rStyle w:val="NormalTok"/>
+        </w:rPr>
+        <w:t xml:space="preserve">)   </w:t>
+      </w:r>
+      <w:r>
+        <w:rPr>
+          <w:rStyle w:val="CommentTok"/>
+        </w:rPr>
+        <w:t xml:space="preserve"># train/test for the 40% checkpoint</w:t>
       </w:r>
     </w:p>
     <w:p>
@@ -1355,63 +1403,219 @@
       </w:pPr>
       <w:r>
         <w:rPr>
-          <w:rStyle w:val="VerbatimChar"/>
-        </w:rPr>
-        <w:t xml:space="preserve">python setup_raw_data.py                 # verify the 7 raw CSVs + manifest</w:t>
+          <w:rStyle w:val="ExtensionTok"/>
+        </w:rPr>
+        <w:t xml:space="preserve">python</w:t>
+      </w:r>
+      <w:r>
+        <w:rPr>
+          <w:rStyle w:val="NormalTok"/>
+        </w:rPr>
+        <w:t xml:space="preserve"> setup_raw_data.py                 </w:t>
+      </w:r>
+      <w:r>
+        <w:rPr>
+          <w:rStyle w:val="CommentTok"/>
+        </w:rPr>
+        <w:t xml:space="preserve"># verify the 7 raw CSVs + manifest</w:t>
       </w:r>
       <w:r>
         <w:br/>
       </w:r>
       <w:r>
         <w:rPr>
-          <w:rStyle w:val="VerbatimChar"/>
-        </w:rPr>
-        <w:t xml:space="preserve">python -m src.data.time_utils            # data/checkpoint_map.csv</w:t>
+          <w:rStyle w:val="ExtensionTok"/>
+        </w:rPr>
+        <w:t xml:space="preserve">python</w:t>
+      </w:r>
+      <w:r>
+        <w:rPr>
+          <w:rStyle w:val="NormalTok"/>
+        </w:rPr>
+        <w:t xml:space="preserve"> </w:t>
+      </w:r>
+      <w:r>
+        <w:rPr>
+          <w:rStyle w:val="AttributeTok"/>
+        </w:rPr>
+        <w:t xml:space="preserve">-m</w:t>
+      </w:r>
+      <w:r>
+        <w:rPr>
+          <w:rStyle w:val="NormalTok"/>
+        </w:rPr>
+        <w:t xml:space="preserve"> src.data.time_utils            </w:t>
+      </w:r>
+      <w:r>
+        <w:rPr>
+          <w:rStyle w:val="CommentTok"/>
+        </w:rPr>
+        <w:t xml:space="preserve"># data/checkpoint_map.csv</w:t>
       </w:r>
       <w:r>
         <w:br/>
       </w:r>
       <w:r>
         <w:rPr>
-          <w:rStyle w:val="VerbatimChar"/>
-        </w:rPr>
-        <w:t xml:space="preserve">python -m src.data.build_master_table    # master_raw.parquet (+ join/cleaning logs)</w:t>
+          <w:rStyle w:val="ExtensionTok"/>
+        </w:rPr>
+        <w:t xml:space="preserve">python</w:t>
+      </w:r>
+      <w:r>
+        <w:rPr>
+          <w:rStyle w:val="NormalTok"/>
+        </w:rPr>
+        <w:t xml:space="preserve"> </w:t>
+      </w:r>
+      <w:r>
+        <w:rPr>
+          <w:rStyle w:val="AttributeTok"/>
+        </w:rPr>
+        <w:t xml:space="preserve">-m</w:t>
+      </w:r>
+      <w:r>
+        <w:rPr>
+          <w:rStyle w:val="NormalTok"/>
+        </w:rPr>
+        <w:t xml:space="preserve"> src.data.build_master_table    </w:t>
+      </w:r>
+      <w:r>
+        <w:rPr>
+          <w:rStyle w:val="CommentTok"/>
+        </w:rPr>
+        <w:t xml:space="preserve"># master_raw.parquet (+ join/cleaning logs)</w:t>
       </w:r>
       <w:r>
         <w:br/>
       </w:r>
       <w:r>
         <w:rPr>
-          <w:rStyle w:val="VerbatimChar"/>
-        </w:rPr>
-        <w:t xml:space="preserve">python -m src.data.make_checkpoints      # six checkpoint datasets</w:t>
+          <w:rStyle w:val="ExtensionTok"/>
+        </w:rPr>
+        <w:t xml:space="preserve">python</w:t>
+      </w:r>
+      <w:r>
+        <w:rPr>
+          <w:rStyle w:val="NormalTok"/>
+        </w:rPr>
+        <w:t xml:space="preserve"> </w:t>
+      </w:r>
+      <w:r>
+        <w:rPr>
+          <w:rStyle w:val="AttributeTok"/>
+        </w:rPr>
+        <w:t xml:space="preserve">-m</w:t>
+      </w:r>
+      <w:r>
+        <w:rPr>
+          <w:rStyle w:val="NormalTok"/>
+        </w:rPr>
+        <w:t xml:space="preserve"> src.data.make_checkpoints      </w:t>
+      </w:r>
+      <w:r>
+        <w:rPr>
+          <w:rStyle w:val="CommentTok"/>
+        </w:rPr>
+        <w:t xml:space="preserve"># six checkpoint datasets</w:t>
       </w:r>
       <w:r>
         <w:br/>
       </w:r>
       <w:r>
         <w:rPr>
-          <w:rStyle w:val="VerbatimChar"/>
-        </w:rPr>
-        <w:t xml:space="preserve">python -m src.evaluation.make_split --materialise  # fixed train/test split (+ report)</w:t>
+          <w:rStyle w:val="ExtensionTok"/>
+        </w:rPr>
+        <w:t xml:space="preserve">python</w:t>
+      </w:r>
+      <w:r>
+        <w:rPr>
+          <w:rStyle w:val="NormalTok"/>
+        </w:rPr>
+        <w:t xml:space="preserve"> </w:t>
+      </w:r>
+      <w:r>
+        <w:rPr>
+          <w:rStyle w:val="AttributeTok"/>
+        </w:rPr>
+        <w:t xml:space="preserve">-m</w:t>
+      </w:r>
+      <w:r>
+        <w:rPr>
+          <w:rStyle w:val="NormalTok"/>
+        </w:rPr>
+        <w:t xml:space="preserve"> src.evaluation.make_split </w:t>
+      </w:r>
+      <w:r>
+        <w:rPr>
+          <w:rStyle w:val="AttributeTok"/>
+        </w:rPr>
+        <w:t xml:space="preserve">--materialise</w:t>
+      </w:r>
+      <w:r>
+        <w:rPr>
+          <w:rStyle w:val="NormalTok"/>
+        </w:rPr>
+        <w:t xml:space="preserve">  </w:t>
+      </w:r>
+      <w:r>
+        <w:rPr>
+          <w:rStyle w:val="CommentTok"/>
+        </w:rPr>
+        <w:t xml:space="preserve"># fixed train/test split (+ report)</w:t>
       </w:r>
       <w:r>
         <w:br/>
       </w:r>
       <w:r>
         <w:rPr>
-          <w:rStyle w:val="VerbatimChar"/>
-        </w:rPr>
-        <w:t xml:space="preserve">python -m src.eda.eda                    # figures + tables + eda_findings.json</w:t>
+          <w:rStyle w:val="ExtensionTok"/>
+        </w:rPr>
+        <w:t xml:space="preserve">python</w:t>
+      </w:r>
+      <w:r>
+        <w:rPr>
+          <w:rStyle w:val="NormalTok"/>
+        </w:rPr>
+        <w:t xml:space="preserve"> </w:t>
+      </w:r>
+      <w:r>
+        <w:rPr>
+          <w:rStyle w:val="AttributeTok"/>
+        </w:rPr>
+        <w:t xml:space="preserve">-m</w:t>
+      </w:r>
+      <w:r>
+        <w:rPr>
+          <w:rStyle w:val="NormalTok"/>
+        </w:rPr>
+        <w:t xml:space="preserve"> src.eda.eda                    </w:t>
+      </w:r>
+      <w:r>
+        <w:rPr>
+          <w:rStyle w:val="CommentTok"/>
+        </w:rPr>
+        <w:t xml:space="preserve"># figures + tables + eda_findings.json</w:t>
       </w:r>
       <w:r>
         <w:br/>
       </w:r>
       <w:r>
         <w:rPr>
-          <w:rStyle w:val="VerbatimChar"/>
-        </w:rPr>
-        <w:t xml:space="preserve">pytest tests/test_leakage.py             # automated leakage/split tests</w:t>
+          <w:rStyle w:val="ExtensionTok"/>
+        </w:rPr>
+        <w:t xml:space="preserve">pytest</w:t>
+      </w:r>
+      <w:r>
+        <w:rPr>
+          <w:rStyle w:val="NormalTok"/>
+        </w:rPr>
+        <w:t xml:space="preserve"> tests/test_leakage.py             </w:t>
+      </w:r>
+      <w:r>
+        <w:rPr>
+          <w:rStyle w:val="CommentTok"/>
+        </w:rPr>
+        <w:t xml:space="preserve"># automated leakage/split tests</w:t>
       </w:r>
     </w:p>
     <w:p>
